--- a/output/docx/en/BUFRCREX_CodeFlag_en_13.docx
+++ b/output/docx/en/BUFRCREX_CodeFlag_en_13.docx
@@ -1285,7 +1285,7 @@
                 <w:b w:val="0"/>
                 <w:sz w:val="16"/>
               </w:rPr>
-              <w:t>Note 56: The sequences 3 09 021, 3 09 022, and 3 09 023 should not be used because they are outdated. The sequences 3 09 024, 3 09 025 and 3 09 026, respectively, should be used instead.</w:t>
+              <w:t>Note CF56: Inland water includes rivers, lakes, wetlands and swamps.</w:t>
             </w:r>
           </w:p>
         </w:tc>
